--- a/Project Rooms/Contract for Deed/output/320 Rose - Promissory Note for Contract for Deed - ATTORNEY REVIEW PACKAGE.docx
+++ b/Project Rooms/Contract for Deed/output/320 Rose - Promissory Note for Contract for Deed - ATTORNEY REVIEW PACKAGE.docx
@@ -264,7 +264,7 @@
                 <w:b/>
                 <w:u w:val="single"/>
               </w:rPr>
-              <w:t>6/1/2026</w:t>
+              <w:t>7/1/2026</w:t>
             </w:r>
           </w:p>
           <w:p>
@@ -522,7 +522,7 @@
           <w:szCs w:val="20"/>
           <w:u w:val="single"/>
         </w:rPr>
-        <w:t>7.500% APR with a Security Interest being the Contract for Deed and related security documents for 320 Rose Pl, Wendell, NC 27591. Payments begin 6/1/2026 and continue through 5/1/2056. Monthly principal and interest payment is $2,277.41.</w:t>
+        <w:t>8.500% APR with a Security Interest being the Contract for Deed and related security documents for 320 Rose Pl, Wendell, NC 27591. Payments begin 7/1/2026 and continue through 6/1/2056. Monthly principal and interest payment is $2,504.43.</w:t>
       </w:r>
     </w:p>
     <w:p>
@@ -1116,6 +1116,26 @@
         <w:rPr>
           <w:b/>
         </w:rPr>
+      </w:r>
+      <w:r>
+        <w:rPr>
+          <w:b/>
+        </w:rPr>
+      </w:r>
+      <w:r>
+        <w:rPr>
+          <w:b/>
+        </w:rPr>
+      </w:r>
+      <w:r>
+        <w:rPr>
+          <w:b/>
+        </w:rPr>
+      </w:r>
+      <w:r>
+        <w:rPr>
+          <w:b/>
+        </w:rPr>
         <w:t>Ever Cardoza</w:t>
       </w:r>
     </w:p>
@@ -1158,6 +1178,26 @@
         <w:rPr>
           <w:b/>
         </w:rPr>
+      </w:r>
+      <w:r>
+        <w:rPr>
+          <w:b/>
+        </w:rPr>
+      </w:r>
+      <w:r>
+        <w:rPr>
+          <w:b/>
+        </w:rPr>
+      </w:r>
+      <w:r>
+        <w:rPr>
+          <w:b/>
+        </w:rPr>
+      </w:r>
+      <w:r>
+        <w:rPr>
+          <w:b/>
+        </w:rPr>
         <w:t>Maria Sarmjento</w:t>
       </w:r>
     </w:p>
@@ -1253,6 +1293,38 @@
       <w:r>
         <w:rPr/>
         <w:t xml:space="preserve">I, ______________________________, a Notary Public of the County and State aforesaid, certify that </w:t>
+      </w:r>
+      <w:r>
+        <w:rPr>
+          <w:b/>
+        </w:rPr>
+      </w:r>
+      <w:r>
+        <w:rPr/>
+      </w:r>
+      <w:r>
+        <w:rPr>
+          <w:b/>
+        </w:rPr>
+      </w:r>
+      <w:r>
+        <w:rPr/>
+      </w:r>
+      <w:r>
+        <w:rPr>
+          <w:b/>
+        </w:rPr>
+      </w:r>
+      <w:r>
+        <w:rPr/>
+      </w:r>
+      <w:r>
+        <w:rPr>
+          <w:b/>
+        </w:rPr>
+      </w:r>
+      <w:r>
+        <w:rPr/>
       </w:r>
       <w:r>
         <w:rPr>

--- a/Project Rooms/Contract for Deed/output/320 Rose - Promissory Note for Contract for Deed - ATTORNEY REVIEW PACKAGE.docx
+++ b/Project Rooms/Contract for Deed/output/320 Rose - Promissory Note for Contract for Deed - ATTORNEY REVIEW PACKAGE.docx
@@ -1136,6 +1136,11 @@
         <w:rPr>
           <w:b/>
         </w:rPr>
+      </w:r>
+      <w:r>
+        <w:rPr>
+          <w:b/>
+        </w:rPr>
         <w:t>Ever Cardoza</w:t>
       </w:r>
     </w:p>
@@ -1198,6 +1203,11 @@
         <w:rPr>
           <w:b/>
         </w:rPr>
+      </w:r>
+      <w:r>
+        <w:rPr>
+          <w:b/>
+        </w:rPr>
         <w:t>Maria Sarmjento</w:t>
       </w:r>
     </w:p>
@@ -1293,6 +1303,14 @@
       <w:r>
         <w:rPr/>
         <w:t xml:space="preserve">I, ______________________________, a Notary Public of the County and State aforesaid, certify that </w:t>
+      </w:r>
+      <w:r>
+        <w:rPr>
+          <w:b/>
+        </w:rPr>
+      </w:r>
+      <w:r>
+        <w:rPr/>
       </w:r>
       <w:r>
         <w:rPr>

--- a/Project Rooms/Contract for Deed/output/320 Rose - Promissory Note for Contract for Deed - ATTORNEY REVIEW PACKAGE.docx
+++ b/Project Rooms/Contract for Deed/output/320 Rose - Promissory Note for Contract for Deed - ATTORNEY REVIEW PACKAGE.docx
@@ -1141,6 +1141,11 @@
         <w:rPr>
           <w:b/>
         </w:rPr>
+      </w:r>
+      <w:r>
+        <w:rPr>
+          <w:b/>
+        </w:rPr>
         <w:t>Ever Cardoza</w:t>
       </w:r>
     </w:p>
@@ -1208,6 +1213,11 @@
         <w:rPr>
           <w:b/>
         </w:rPr>
+      </w:r>
+      <w:r>
+        <w:rPr>
+          <w:b/>
+        </w:rPr>
         <w:t>Maria Sarmjento</w:t>
       </w:r>
     </w:p>
@@ -1303,6 +1313,14 @@
       <w:r>
         <w:rPr/>
         <w:t xml:space="preserve">I, ______________________________, a Notary Public of the County and State aforesaid, certify that </w:t>
+      </w:r>
+      <w:r>
+        <w:rPr>
+          <w:b/>
+        </w:rPr>
+      </w:r>
+      <w:r>
+        <w:rPr/>
       </w:r>
       <w:r>
         <w:rPr>

--- a/Project Rooms/Contract for Deed/output/320 Rose - Promissory Note for Contract for Deed - ATTORNEY REVIEW PACKAGE.docx
+++ b/Project Rooms/Contract for Deed/output/320 Rose - Promissory Note for Contract for Deed - ATTORNEY REVIEW PACKAGE.docx
@@ -1146,6 +1146,11 @@
         <w:rPr>
           <w:b/>
         </w:rPr>
+      </w:r>
+      <w:r>
+        <w:rPr>
+          <w:b/>
+        </w:rPr>
         <w:t>Ever Cardoza</w:t>
       </w:r>
     </w:p>
@@ -1218,6 +1223,11 @@
         <w:rPr>
           <w:b/>
         </w:rPr>
+      </w:r>
+      <w:r>
+        <w:rPr>
+          <w:b/>
+        </w:rPr>
         <w:t>Maria Sarmjento</w:t>
       </w:r>
     </w:p>
@@ -1313,6 +1323,14 @@
       <w:r>
         <w:rPr/>
         <w:t xml:space="preserve">I, ______________________________, a Notary Public of the County and State aforesaid, certify that </w:t>
+      </w:r>
+      <w:r>
+        <w:rPr>
+          <w:b/>
+        </w:rPr>
+      </w:r>
+      <w:r>
+        <w:rPr/>
       </w:r>
       <w:r>
         <w:rPr>

--- a/Project Rooms/Contract for Deed/output/320 Rose - Promissory Note for Contract for Deed - ATTORNEY REVIEW PACKAGE.docx
+++ b/Project Rooms/Contract for Deed/output/320 Rose - Promissory Note for Contract for Deed - ATTORNEY REVIEW PACKAGE.docx
@@ -1151,6 +1151,11 @@
         <w:rPr>
           <w:b/>
         </w:rPr>
+      </w:r>
+      <w:r>
+        <w:rPr>
+          <w:b/>
+        </w:rPr>
         <w:t>Ever Cardoza</w:t>
       </w:r>
     </w:p>
@@ -1228,6 +1233,11 @@
         <w:rPr>
           <w:b/>
         </w:rPr>
+      </w:r>
+      <w:r>
+        <w:rPr>
+          <w:b/>
+        </w:rPr>
         <w:t>Maria Sarmjento</w:t>
       </w:r>
     </w:p>
@@ -1323,6 +1333,14 @@
       <w:r>
         <w:rPr/>
         <w:t xml:space="preserve">I, ______________________________, a Notary Public of the County and State aforesaid, certify that </w:t>
+      </w:r>
+      <w:r>
+        <w:rPr>
+          <w:b/>
+        </w:rPr>
+      </w:r>
+      <w:r>
+        <w:rPr/>
       </w:r>
       <w:r>
         <w:rPr>

--- a/Project Rooms/Contract for Deed/output/320 Rose - Promissory Note for Contract for Deed - ATTORNEY REVIEW PACKAGE.docx
+++ b/Project Rooms/Contract for Deed/output/320 Rose - Promissory Note for Contract for Deed - ATTORNEY REVIEW PACKAGE.docx
@@ -1156,6 +1156,11 @@
         <w:rPr>
           <w:b/>
         </w:rPr>
+      </w:r>
+      <w:r>
+        <w:rPr>
+          <w:b/>
+        </w:rPr>
         <w:t>Ever Cardoza</w:t>
       </w:r>
     </w:p>
@@ -1238,6 +1243,11 @@
         <w:rPr>
           <w:b/>
         </w:rPr>
+      </w:r>
+      <w:r>
+        <w:rPr>
+          <w:b/>
+        </w:rPr>
         <w:t>Maria Sarmjento</w:t>
       </w:r>
     </w:p>
@@ -1333,6 +1343,14 @@
       <w:r>
         <w:rPr/>
         <w:t xml:space="preserve">I, ______________________________, a Notary Public of the County and State aforesaid, certify that </w:t>
+      </w:r>
+      <w:r>
+        <w:rPr>
+          <w:b/>
+        </w:rPr>
+      </w:r>
+      <w:r>
+        <w:rPr/>
       </w:r>
       <w:r>
         <w:rPr>

--- a/Project Rooms/Contract for Deed/output/320 Rose - Promissory Note for Contract for Deed - ATTORNEY REVIEW PACKAGE.docx
+++ b/Project Rooms/Contract for Deed/output/320 Rose - Promissory Note for Contract for Deed - ATTORNEY REVIEW PACKAGE.docx
@@ -1161,6 +1161,11 @@
         <w:rPr>
           <w:b/>
         </w:rPr>
+      </w:r>
+      <w:r>
+        <w:rPr>
+          <w:b/>
+        </w:rPr>
         <w:t>Ever Cardoza</w:t>
       </w:r>
     </w:p>
@@ -1248,6 +1253,11 @@
         <w:rPr>
           <w:b/>
         </w:rPr>
+      </w:r>
+      <w:r>
+        <w:rPr>
+          <w:b/>
+        </w:rPr>
         <w:t>Maria Sarmjento</w:t>
       </w:r>
     </w:p>
@@ -1343,6 +1353,14 @@
       <w:r>
         <w:rPr/>
         <w:t xml:space="preserve">I, ______________________________, a Notary Public of the County and State aforesaid, certify that </w:t>
+      </w:r>
+      <w:r>
+        <w:rPr>
+          <w:b/>
+        </w:rPr>
+      </w:r>
+      <w:r>
+        <w:rPr/>
       </w:r>
       <w:r>
         <w:rPr>

--- a/Project Rooms/Contract for Deed/output/320 Rose - Promissory Note for Contract for Deed - ATTORNEY REVIEW PACKAGE.docx
+++ b/Project Rooms/Contract for Deed/output/320 Rose - Promissory Note for Contract for Deed - ATTORNEY REVIEW PACKAGE.docx
@@ -1166,6 +1166,21 @@
         <w:rPr>
           <w:b/>
         </w:rPr>
+      </w:r>
+      <w:r>
+        <w:rPr>
+          <w:b/>
+        </w:rPr>
+      </w:r>
+      <w:r>
+        <w:rPr>
+          <w:b/>
+        </w:rPr>
+      </w:r>
+      <w:r>
+        <w:rPr>
+          <w:b/>
+        </w:rPr>
         <w:t>Ever Cardoza</w:t>
       </w:r>
     </w:p>
@@ -1258,6 +1273,21 @@
         <w:rPr>
           <w:b/>
         </w:rPr>
+      </w:r>
+      <w:r>
+        <w:rPr>
+          <w:b/>
+        </w:rPr>
+      </w:r>
+      <w:r>
+        <w:rPr>
+          <w:b/>
+        </w:rPr>
+      </w:r>
+      <w:r>
+        <w:rPr>
+          <w:b/>
+        </w:rPr>
         <w:t>Maria Sarmjento</w:t>
       </w:r>
     </w:p>
@@ -1273,214 +1303,38 @@
     </w:p>
     <w:p/>
     <w:p>
-      <w:pPr>
-        <w:tabs>
-          <w:tab w:val="left" w:pos="1530"/>
-        </w:tabs>
-        <w:rPr>
-          <w:b/>
-          <w:bCs/>
-          <w:u w:val="single"/>
-        </w:rPr>
-      </w:pPr>
-      <w:r>
-        <w:t>STATE OF</w:t>
-      </w:r>
-      <w:proofErr w:type="gramStart"/>
-      <w:r>
-        <w:t>:</w:t>
-      </w:r>
-      <w:r>
-        <w:t xml:space="preserve"> </w:t>
-      </w:r>
-      <w:r>
-        <w:tab/>
-      </w:r>
-      <w:r>
-        <w:rPr>
-          <w:b/>
-          <w:bCs/>
-          <w:u w:val="single"/>
-        </w:rPr>
-        <w:t>NORTH</w:t>
-      </w:r>
-      <w:proofErr w:type="gramEnd"/>
-      <w:r>
-        <w:rPr>
-          <w:b/>
-          <w:bCs/>
-          <w:u w:val="single"/>
-        </w:rPr>
-        <w:t xml:space="preserve"> CAROLINA</w:t>
-      </w:r>
-    </w:p>
-    <w:p>
-      <w:pPr>
-        <w:tabs>
-          <w:tab w:val="left" w:pos="1530"/>
-        </w:tabs>
-        <w:rPr>
-          <w:b/>
-          <w:bCs/>
-          <w:u w:val="single"/>
-        </w:rPr>
-      </w:pPr>
-      <w:r>
-        <w:t>COUNTY OF</w:t>
-      </w:r>
-      <w:proofErr w:type="gramStart"/>
-      <w:r>
-        <w:t>:</w:t>
-      </w:r>
-      <w:r>
-        <w:t xml:space="preserve"> </w:t>
-      </w:r>
-      <w:r>
-        <w:tab/>
-      </w:r>
-      <w:r>
-        <w:rPr>
-          <w:b/>
-          <w:bCs/>
-          <w:u w:val="single"/>
-        </w:rPr>
-        <w:t>WAKE</w:t>
-      </w:r>
-      <w:proofErr w:type="gramEnd"/>
-    </w:p>
-    <w:p/>
-    <w:p>
-      <w:r>
-        <w:rPr/>
-        <w:t xml:space="preserve">I, ______________________________, a Notary Public of the County and State aforesaid, certify that </w:t>
-      </w:r>
-      <w:r>
-        <w:rPr>
-          <w:b/>
-        </w:rPr>
-      </w:r>
-      <w:r>
-        <w:rPr/>
-      </w:r>
-      <w:r>
-        <w:rPr>
-          <w:b/>
-        </w:rPr>
-      </w:r>
-      <w:r>
-        <w:rPr/>
-      </w:r>
-      <w:r>
-        <w:rPr>
-          <w:b/>
-        </w:rPr>
-      </w:r>
-      <w:r>
-        <w:rPr/>
-      </w:r>
-      <w:r>
-        <w:rPr>
-          <w:b/>
-        </w:rPr>
-      </w:r>
-      <w:r>
-        <w:rPr/>
-      </w:r>
-      <w:r>
-        <w:rPr>
-          <w:b/>
-        </w:rPr>
-      </w:r>
-      <w:r>
-        <w:rPr/>
-      </w:r>
-      <w:r>
-        <w:rPr>
-          <w:b/>
-        </w:rPr>
-      </w:r>
-      <w:r>
-        <w:rPr/>
-      </w:r>
-      <w:r>
-        <w:rPr>
-          <w:b/>
-        </w:rPr>
-      </w:r>
-      <w:r>
-        <w:rPr/>
-      </w:r>
-      <w:r>
-        <w:rPr>
-          <w:b/>
-        </w:rPr>
-      </w:r>
-      <w:r>
-        <w:rPr/>
-      </w:r>
-      <w:r>
-        <w:rPr>
-          <w:b/>
-        </w:rPr>
-      </w:r>
-      <w:r>
-        <w:rPr/>
-      </w:r>
-      <w:r>
-        <w:rPr>
-          <w:b/>
-        </w:rPr>
-      </w:r>
-      <w:r>
-        <w:rPr/>
-      </w:r>
-      <w:r>
-        <w:rPr>
-          <w:b/>
-        </w:rPr>
-      </w:r>
-      <w:r>
-        <w:rPr/>
-      </w:r>
-      <w:r>
-        <w:rPr>
-          <w:b/>
-        </w:rPr>
-      </w:r>
-      <w:r>
-        <w:rPr/>
-      </w:r>
-      <w:r>
-        <w:rPr>
-          <w:b/>
-        </w:rPr>
-        <w:t>Ever Cardoza and Maria Sarmjento</w:t>
-      </w:r>
-      <w:r>
-        <w:rPr/>
-        <w:t xml:space="preserve"> personally appeared before me this day and acknowledged the execution of the foregoing Promissory Note.</w:t>
-      </w:r>
-    </w:p>
-    <w:p/>
-    <w:p>
-      <w:r>
-        <w:t>Witness my hand and notarial seal, this ____ day of __________________, 2026.</w:t>
-      </w:r>
-    </w:p>
-    <w:p/>
-    <w:p>
-      <w:r>
-        <w:t>________________________________________</w:t>
-      </w:r>
-    </w:p>
-    <w:p>
-      <w:r>
-        <w:t>Notary Public</w:t>
-      </w:r>
-    </w:p>
-    <w:p>
-      <w:r>
-        <w:t>My commission expires: __________________</w:t>
+      <w:r>
+        <w:t>STATE OF: NORTH CAROLINA</w:t>
+      </w:r>
+    </w:p>
+    <w:p>
+      <w:r>
+        <w:t>COUNTY OF: WAKE</w:t>
+      </w:r>
+    </w:p>
+    <w:p>
+      <w:r>
+        <w:t>I certify that the following person(s) personally appeared before me this day, each acknowledging to me that he/she/they signed the foregoing document: Ever Cardoza and Maria Sarmjento.</w:t>
+      </w:r>
+    </w:p>
+    <w:p>
+      <w:r>
+        <w:t>Date: ____________________</w:t>
+      </w:r>
+    </w:p>
+    <w:p>
+      <w:r>
+        <w:t>Official Signature of Notary: ________________________________________</w:t>
+      </w:r>
+    </w:p>
+    <w:p>
+      <w:r>
+        <w:t>Notary's printed or typed name: ______________________________, Notary Public</w:t>
+      </w:r>
+    </w:p>
+    <w:p>
+      <w:r>
+        <w:t>My commission expires: ______________________</w:t>
       </w:r>
     </w:p>
     <w:p/>

--- a/Project Rooms/Contract for Deed/output/320 Rose - Promissory Note for Contract for Deed - ATTORNEY REVIEW PACKAGE.docx
+++ b/Project Rooms/Contract for Deed/output/320 Rose - Promissory Note for Contract for Deed - ATTORNEY REVIEW PACKAGE.docx
@@ -1181,7 +1181,12 @@
         <w:rPr>
           <w:b/>
         </w:rPr>
-        <w:t>Ever Cardoza</w:t>
+      </w:r>
+      <w:r>
+        <w:rPr>
+          <w:b/>
+        </w:rPr>
+        <w:t>Ever Amarildo Cardoza Bolanos</w:t>
       </w:r>
     </w:p>
     <w:p>
@@ -1288,7 +1293,12 @@
         <w:rPr>
           <w:b/>
         </w:rPr>
-        <w:t>Maria Sarmjento</w:t>
+      </w:r>
+      <w:r>
+        <w:rPr>
+          <w:b/>
+        </w:rPr>
+        <w:t>Maria Geraldina Sarmiento</w:t>
       </w:r>
     </w:p>
     <w:p>
@@ -1314,7 +1324,7 @@
     </w:p>
     <w:p>
       <w:r>
-        <w:t>I certify that the following person(s) personally appeared before me this day, each acknowledging to me that he/she/they signed the foregoing document: Ever Cardoza and Maria Sarmjento.</w:t>
+        <w:t>I certify that the following person(s) personally appeared before me this day, each acknowledging to me that he/she/they signed the foregoing document: Ever Amarildo Cardoza Bolanos and Maria Geraldina Sarmiento.</w:t>
       </w:r>
     </w:p>
     <w:p>

--- a/Project Rooms/Contract for Deed/output/320 Rose - Promissory Note for Contract for Deed - ATTORNEY REVIEW PACKAGE.docx
+++ b/Project Rooms/Contract for Deed/output/320 Rose - Promissory Note for Contract for Deed - ATTORNEY REVIEW PACKAGE.docx
@@ -1186,6 +1186,11 @@
         <w:rPr>
           <w:b/>
         </w:rPr>
+      </w:r>
+      <w:r>
+        <w:rPr>
+          <w:b/>
+        </w:rPr>
         <w:t>Ever Amarildo Cardoza Bolanos</w:t>
       </w:r>
     </w:p>
@@ -1214,6 +1219,11 @@
       <w:r/>
       <w:proofErr w:type="gramEnd"/>
       <w:r/>
+      <w:r>
+        <w:rPr>
+          <w:b/>
+        </w:rPr>
+      </w:r>
       <w:r>
         <w:rPr>
           <w:b/>

--- a/Project Rooms/Contract for Deed/output/320 Rose - Promissory Note for Contract for Deed - ATTORNEY REVIEW PACKAGE.docx
+++ b/Project Rooms/Contract for Deed/output/320 Rose - Promissory Note for Contract for Deed - ATTORNEY REVIEW PACKAGE.docx
@@ -1037,7 +1037,7 @@
           <w:sz w:val="20"/>
           <w:szCs w:val="20"/>
         </w:rPr>
-        <w:t>MARIA SARMJENTO</w:t>
+        <w:t>MARIA GERALDINA SARMIENTO</w:t>
       </w:r>
     </w:p>
     <w:p>

--- a/Project Rooms/Contract for Deed/output/320 Rose - Promissory Note for Contract for Deed - ATTORNEY REVIEW PACKAGE.docx
+++ b/Project Rooms/Contract for Deed/output/320 Rose - Promissory Note for Contract for Deed - ATTORNEY REVIEW PACKAGE.docx
@@ -1037,7 +1037,7 @@
           <w:sz w:val="20"/>
           <w:szCs w:val="20"/>
         </w:rPr>
-        <w:t>MARIA GERALDINA SARMIENTO</w:t>
+        <w:t>EVER AMARILDO CARDOZA BOLANOS</w:t>
       </w:r>
     </w:p>
     <w:p>
@@ -1191,6 +1191,11 @@
         <w:rPr>
           <w:b/>
         </w:rPr>
+      </w:r>
+      <w:r>
+        <w:rPr>
+          <w:b/>
+        </w:rPr>
         <w:t>Ever Amarildo Cardoza Bolanos</w:t>
       </w:r>
     </w:p>
@@ -1219,6 +1224,11 @@
       <w:r/>
       <w:proofErr w:type="gramEnd"/>
       <w:r/>
+      <w:r>
+        <w:rPr>
+          <w:b/>
+        </w:rPr>
+      </w:r>
       <w:r>
         <w:rPr>
           <w:b/>

--- a/Project Rooms/Contract for Deed/output/320 Rose - Promissory Note for Contract for Deed - ATTORNEY REVIEW PACKAGE.docx
+++ b/Project Rooms/Contract for Deed/output/320 Rose - Promissory Note for Contract for Deed - ATTORNEY REVIEW PACKAGE.docx
@@ -1201,6 +1201,21 @@
         <w:rPr>
           <w:b/>
         </w:rPr>
+      </w:r>
+      <w:r>
+        <w:rPr>
+          <w:b/>
+        </w:rPr>
+      </w:r>
+      <w:r>
+        <w:rPr>
+          <w:b/>
+        </w:rPr>
+      </w:r>
+      <w:r>
+        <w:rPr>
+          <w:b/>
+        </w:rPr>
         <w:t>Ever Amarildo Cardoza Bolanos</w:t>
       </w:r>
     </w:p>
@@ -1328,6 +1343,21 @@
         <w:rPr>
           <w:b/>
         </w:rPr>
+      </w:r>
+      <w:r>
+        <w:rPr>
+          <w:b/>
+        </w:rPr>
+      </w:r>
+      <w:r>
+        <w:rPr>
+          <w:b/>
+        </w:rPr>
+      </w:r>
+      <w:r>
+        <w:rPr>
+          <w:b/>
+        </w:rPr>
         <w:t>Maria Geraldina Sarmiento</w:t>
       </w:r>
     </w:p>
@@ -1379,6 +1409,7 @@
     </w:p>
     <w:p/>
     <w:sectPr>
+      <w:footerReference w:type="default" r:id="rId11"/>
       <w:pgSz w:w="12240" w:h="15840" w:code="1"/>
       <w:pgMar w:top="720" w:right="720" w:bottom="720" w:left="720" w:header="360" w:footer="360" w:gutter="0"/>
       <w:cols w:space="720"/>
@@ -1406,6 +1437,51 @@
     </w:p>
   </w:endnote>
 </w:endnotes>
+</file>
+
+<file path=word/footer1.xml><?xml version="1.0" encoding="utf-8"?>
+<w:ftr xmlns:m="http://schemas.openxmlformats.org/officeDocument/2006/math" xmlns:mc="http://schemas.openxmlformats.org/markup-compatibility/2006" xmlns:mo="http://schemas.microsoft.com/office/mac/office/2008/main" xmlns:mv="urn:schemas-microsoft-com:mac:vml" xmlns:o="urn:schemas-microsoft-com:office:office" xmlns:r="http://schemas.openxmlformats.org/officeDocument/2006/relationships" xmlns:v="urn:schemas-microsoft-com:vml" xmlns:w10="urn:schemas-microsoft-com:office:word" xmlns:w14="http://schemas.microsoft.com/office/word/2010/wordml" xmlns:w="http://schemas.openxmlformats.org/wordprocessingml/2006/main" xmlns:wne="http://schemas.microsoft.com/office/word/2006/wordml" xmlns:wp14="http://schemas.microsoft.com/office/word/2010/wordprocessingDrawing" xmlns:wp="http://schemas.openxmlformats.org/drawingml/2006/wordprocessingDrawing" xmlns:wpc="http://schemas.microsoft.com/office/word/2010/wordprocessingCanvas" xmlns:wpg="http://schemas.microsoft.com/office/word/2010/wordprocessingGroup" xmlns:wpi="http://schemas.microsoft.com/office/word/2010/wordprocessingInk" xmlns:wps="http://schemas.microsoft.com/office/word/2010/wordprocessingShape" mc:Ignorable="w14 wp14">
+  <w:p>
+    <w:pPr>
+      <w:pStyle w:val="Footer"/>
+      <w:spacing w:before="0" w:after="0"/>
+      <w:jc w:val="center"/>
+    </w:pPr>
+    <w:r/>
+    <w:r>
+      <w:rPr>
+        <w:sz w:val="18"/>
+      </w:rPr>
+      <w:t xml:space="preserve">Page </w:t>
+    </w:r>
+    <w:r>
+      <w:fldChar w:fldCharType="begin"/>
+      <w:instrText xml:space="preserve">PAGE</w:instrText>
+      <w:fldChar w:fldCharType="separate"/>
+      <w:t>1</w:t>
+      <w:fldChar w:fldCharType="end"/>
+    </w:r>
+    <w:r>
+      <w:rPr>
+        <w:sz w:val="18"/>
+      </w:rPr>
+      <w:t xml:space="preserve"> of </w:t>
+    </w:r>
+    <w:r>
+      <w:fldChar w:fldCharType="begin"/>
+      <w:instrText xml:space="preserve">NUMPAGES</w:instrText>
+      <w:fldChar w:fldCharType="separate"/>
+      <w:t>1</w:t>
+      <w:fldChar w:fldCharType="end"/>
+    </w:r>
+    <w:r>
+      <w:rPr>
+        <w:sz w:val="18"/>
+      </w:rPr>
+      <w:t xml:space="preserve"> | 26-06-17 V1</w:t>
+    </w:r>
+  </w:p>
+</w:ftr>
 </file>
 
 <file path=word/footnotes.xml><?xml version="1.0" encoding="utf-8"?>
